--- a/examples/references/doc/Readme.docx
+++ b/examples/references/doc/Readme.docx
@@ -31,7 +31,27 @@
         <w:pStyle w:val="BodyText"/>
       </w:pPr>
       <w:r>
-        <w:t xml:space="preserve">This folder provides a small set of R utilities to manage bibliographies and LaTeX projects:</w:t>
+        <w:t xml:space="preserve">This folder provides a small set of R utilities to manage bibliographies and LaTeX projects. The rendered examples below are available under</w:t>
+      </w:r>
+      <w:r>
+        <w:t xml:space="preserve"> </w:t>
+      </w:r>
+      <w:r>
+        <w:rPr>
+          <w:rStyle w:val="VerbatimChar"/>
+        </w:rPr>
+        <w:t xml:space="preserve">../../examples/references/</w:t>
+      </w:r>
+      <w:r>
+        <w:t xml:space="preserve">.</w:t>
+      </w:r>
+    </w:p>
+    <w:p>
+      <w:pPr>
+        <w:pStyle w:val="BodyText"/>
+      </w:pPr>
+      <w:r>
+        <w:t xml:space="preserve">Capabilities</w:t>
       </w:r>
     </w:p>
     <w:p>
@@ -375,23 +395,111 @@
           <w:numId w:val="1005"/>
         </w:numPr>
       </w:pPr>
-      <w:r>
-        <w:t xml:space="preserve">Build Query Strings:</w:t>
-      </w:r>
-      <w:r>
-        <w:t xml:space="preserve"> </w:t>
-      </w:r>
-      <w:r>
-        <w:rPr>
-          <w:rStyle w:val="VerbatimChar"/>
-        </w:rPr>
-        <w:t xml:space="preserve">examples/build_query_strings.Rmd</w:t>
-      </w:r>
-      <w:r>
-        <w:t xml:space="preserve"> </w:t>
-      </w:r>
-      <w:r>
-        <w:t xml:space="preserve">— Construct boolean queries from a</w:t>
+      <w:hyperlink r:id="rId9">
+        <w:r>
+          <w:rPr>
+            <w:rStyle w:val="Hyperlink"/>
+          </w:rPr>
+          <w:t xml:space="preserve">Reference Utilities Overview</w:t>
+        </w:r>
+      </w:hyperlink>
+      <w:r>
+        <w:t xml:space="preserve"> </w:t>
+      </w:r>
+      <w:r>
+        <w:t xml:space="preserve">- Overview of the bibliography and LaTeX utilities available in this repository.</w:t>
+      </w:r>
+    </w:p>
+    <w:p>
+      <w:pPr>
+        <w:pStyle w:val="Compact"/>
+        <w:numPr>
+          <w:ilvl w:val="0"/>
+          <w:numId w:val="1005"/>
+        </w:numPr>
+      </w:pPr>
+      <w:hyperlink r:id="rId10">
+        <w:r>
+          <w:rPr>
+            <w:rStyle w:val="Hyperlink"/>
+          </w:rPr>
+          <w:t xml:space="preserve">Build Query Strings from BibTeX</w:t>
+        </w:r>
+      </w:hyperlink>
+      <w:r>
+        <w:t xml:space="preserve"> </w:t>
+      </w:r>
+      <w:r>
+        <w:t xml:space="preserve">- Generate boolean search expressions from DOI fields or normalized titles.</w:t>
+      </w:r>
+    </w:p>
+    <w:p>
+      <w:pPr>
+        <w:pStyle w:val="Compact"/>
+        <w:numPr>
+          <w:ilvl w:val="0"/>
+          <w:numId w:val="1005"/>
+        </w:numPr>
+      </w:pPr>
+      <w:hyperlink r:id="rId11">
+        <w:r>
+          <w:rPr>
+            <w:rStyle w:val="Hyperlink"/>
+          </w:rPr>
+          <w:t xml:space="preserve">Check BibTeX File for Issues</w:t>
+        </w:r>
+      </w:hyperlink>
+      <w:r>
+        <w:t xml:space="preserve"> </w:t>
+      </w:r>
+      <w:r>
+        <w:t xml:space="preserve">- Validate entries and report missing fields or common inconsistencies.</w:t>
+      </w:r>
+    </w:p>
+    <w:p>
+      <w:pPr>
+        <w:pStyle w:val="Compact"/>
+        <w:numPr>
+          <w:ilvl w:val="0"/>
+          <w:numId w:val="1005"/>
+        </w:numPr>
+      </w:pPr>
+      <w:hyperlink r:id="rId12">
+        <w:r>
+          <w:rPr>
+            <w:rStyle w:val="Hyperlink"/>
+          </w:rPr>
+          <w:t xml:space="preserve">Clean a Single BibTeX File</w:t>
+        </w:r>
+      </w:hyperlink>
+      <w:r>
+        <w:t xml:space="preserve"> </w:t>
+      </w:r>
+      <w:r>
+        <w:t xml:space="preserve">- Normalize one bibliography file before reuse.</w:t>
+      </w:r>
+    </w:p>
+    <w:p>
+      <w:pPr>
+        <w:pStyle w:val="Compact"/>
+        <w:numPr>
+          <w:ilvl w:val="0"/>
+          <w:numId w:val="1005"/>
+        </w:numPr>
+      </w:pPr>
+      <w:hyperlink r:id="rId13">
+        <w:r>
+          <w:rPr>
+            <w:rStyle w:val="Hyperlink"/>
+          </w:rPr>
+          <w:t xml:space="preserve">Clean All BibTeX Files in a Directory</w:t>
+        </w:r>
+      </w:hyperlink>
+      <w:r>
+        <w:t xml:space="preserve"> </w:t>
+      </w:r>
+      <w:r>
+        <w:t xml:space="preserve">- Apply the cleaning workflow to every</w:t>
       </w:r>
       <w:r>
         <w:t xml:space="preserve"> </w:t>
@@ -406,7 +514,7 @@
         <w:t xml:space="preserve"> </w:t>
       </w:r>
       <w:r>
-        <w:t xml:space="preserve">via DOI or normalized title.</w:t>
+        <w:t xml:space="preserve">file in a directory tree.</w:t>
       </w:r>
     </w:p>
     <w:p>
@@ -417,8 +525,19 @@
           <w:numId w:val="1005"/>
         </w:numPr>
       </w:pPr>
-      <w:r>
-        <w:t xml:space="preserve">Check BibTeX Errors:</w:t>
+      <w:hyperlink r:id="rId14">
+        <w:r>
+          <w:rPr>
+            <w:rStyle w:val="Hyperlink"/>
+          </w:rPr>
+          <w:t xml:space="preserve">Expand LaTeX Includes</w:t>
+        </w:r>
+      </w:hyperlink>
+      <w:r>
+        <w:t xml:space="preserve"> </w:t>
+      </w:r>
+      <w:r>
+        <w:t xml:space="preserve">- Resolve</w:t>
       </w:r>
       <w:r>
         <w:t xml:space="preserve"> </w:t>
@@ -427,13 +546,187 @@
         <w:rPr>
           <w:rStyle w:val="VerbatimChar"/>
         </w:rPr>
-        <w:t xml:space="preserve">examples/check_bib_errors.Rmd</w:t>
-      </w:r>
-      <w:r>
-        <w:t xml:space="preserve"> </w:t>
-      </w:r>
-      <w:r>
-        <w:t xml:space="preserve">— Report common issues in a</w:t>
+        <w:t xml:space="preserve">\input{}</w:t>
+      </w:r>
+      <w:r>
+        <w:t xml:space="preserve">,</w:t>
+      </w:r>
+      <w:r>
+        <w:t xml:space="preserve"> </w:t>
+      </w:r>
+      <w:r>
+        <w:rPr>
+          <w:rStyle w:val="VerbatimChar"/>
+        </w:rPr>
+        <w:t xml:space="preserve">\include{}</w:t>
+      </w:r>
+      <w:r>
+        <w:t xml:space="preserve">,</w:t>
+      </w:r>
+      <w:r>
+        <w:t xml:space="preserve"> </w:t>
+      </w:r>
+      <w:r>
+        <w:rPr>
+          <w:rStyle w:val="VerbatimChar"/>
+        </w:rPr>
+        <w:t xml:space="preserve">\import{}</w:t>
+      </w:r>
+      <w:r>
+        <w:t xml:space="preserve">, and related directives into a single expanded file.</w:t>
+      </w:r>
+    </w:p>
+    <w:p>
+      <w:pPr>
+        <w:pStyle w:val="Compact"/>
+        <w:numPr>
+          <w:ilvl w:val="0"/>
+          <w:numId w:val="1005"/>
+        </w:numPr>
+      </w:pPr>
+      <w:hyperlink r:id="rId15">
+        <w:r>
+          <w:rPr>
+            <w:rStyle w:val="Hyperlink"/>
+          </w:rPr>
+          <w:t xml:space="preserve">Export Google Scholar Publications</w:t>
+        </w:r>
+      </w:hyperlink>
+      <w:r>
+        <w:t xml:space="preserve"> </w:t>
+      </w:r>
+      <w:r>
+        <w:t xml:space="preserve">- Collect an author’s publications and export the result to a spreadsheet.</w:t>
+      </w:r>
+    </w:p>
+    <w:p>
+      <w:pPr>
+        <w:pStyle w:val="Compact"/>
+        <w:numPr>
+          <w:ilvl w:val="0"/>
+          <w:numId w:val="1005"/>
+        </w:numPr>
+      </w:pPr>
+      <w:hyperlink r:id="rId16">
+        <w:r>
+          <w:rPr>
+            <w:rStyle w:val="Hyperlink"/>
+          </w:rPr>
+          <w:t xml:space="preserve">Find and Remove Unused References in a Directory</w:t>
+        </w:r>
+      </w:hyperlink>
+      <w:r>
+        <w:t xml:space="preserve"> </w:t>
+      </w:r>
+      <w:r>
+        <w:t xml:space="preserve">- Detect unused citation keys across multiple</w:t>
+      </w:r>
+      <w:r>
+        <w:t xml:space="preserve"> </w:t>
+      </w:r>
+      <w:r>
+        <w:rPr>
+          <w:rStyle w:val="VerbatimChar"/>
+        </w:rPr>
+        <w:t xml:space="preserve">.tex</w:t>
+      </w:r>
+      <w:r>
+        <w:t xml:space="preserve"> </w:t>
+      </w:r>
+      <w:r>
+        <w:t xml:space="preserve">files and prune the bibliography.</w:t>
+      </w:r>
+    </w:p>
+    <w:p>
+      <w:pPr>
+        <w:pStyle w:val="Compact"/>
+        <w:numPr>
+          <w:ilvl w:val="0"/>
+          <w:numId w:val="1005"/>
+        </w:numPr>
+      </w:pPr>
+      <w:hyperlink r:id="rId17">
+        <w:r>
+          <w:rPr>
+            <w:rStyle w:val="Hyperlink"/>
+          </w:rPr>
+          <w:t xml:space="preserve">Find and Remove Unused References in a Single File</w:t>
+        </w:r>
+      </w:hyperlink>
+      <w:r>
+        <w:t xml:space="preserve"> </w:t>
+      </w:r>
+      <w:r>
+        <w:t xml:space="preserve">- Detect unused citation keys for one main LaTeX document and prune the bibliography.</w:t>
+      </w:r>
+    </w:p>
+    <w:p>
+      <w:pPr>
+        <w:pStyle w:val="Compact"/>
+        <w:numPr>
+          <w:ilvl w:val="0"/>
+          <w:numId w:val="1005"/>
+        </w:numPr>
+      </w:pPr>
+      <w:hyperlink r:id="rId18">
+        <w:r>
+          <w:rPr>
+            <w:rStyle w:val="Hyperlink"/>
+          </w:rPr>
+          <w:t xml:space="preserve">Map and Replace Reference Keys in a Directory</w:t>
+        </w:r>
+      </w:hyperlink>
+      <w:r>
+        <w:t xml:space="preserve"> </w:t>
+      </w:r>
+      <w:r>
+        <w:t xml:space="preserve">- Update BibTeX keys and propagate the replacements across a directory of LaTeX files.</w:t>
+      </w:r>
+    </w:p>
+    <w:p>
+      <w:pPr>
+        <w:pStyle w:val="Compact"/>
+        <w:numPr>
+          <w:ilvl w:val="0"/>
+          <w:numId w:val="1005"/>
+        </w:numPr>
+      </w:pPr>
+      <w:hyperlink r:id="rId19">
+        <w:r>
+          <w:rPr>
+            <w:rStyle w:val="Hyperlink"/>
+          </w:rPr>
+          <w:t xml:space="preserve">Map and Replace Reference Keys in a Single File</w:t>
+        </w:r>
+      </w:hyperlink>
+      <w:r>
+        <w:t xml:space="preserve"> </w:t>
+      </w:r>
+      <w:r>
+        <w:t xml:space="preserve">- Update BibTeX keys and rewrite citations in one LaTeX document.</w:t>
+      </w:r>
+    </w:p>
+    <w:p>
+      <w:pPr>
+        <w:pStyle w:val="Compact"/>
+        <w:numPr>
+          <w:ilvl w:val="0"/>
+          <w:numId w:val="1005"/>
+        </w:numPr>
+      </w:pPr>
+      <w:hyperlink r:id="rId20">
+        <w:r>
+          <w:rPr>
+            <w:rStyle w:val="Hyperlink"/>
+          </w:rPr>
+          <w:t xml:space="preserve">Merge BibTeX Files Pairwise</w:t>
+        </w:r>
+      </w:hyperlink>
+      <w:r>
+        <w:t xml:space="preserve"> </w:t>
+      </w:r>
+      <w:r>
+        <w:t xml:space="preserve">- Reconcile multiple</w:t>
       </w:r>
       <w:r>
         <w:t xml:space="preserve"> </w:t>
@@ -448,7 +741,7 @@
         <w:t xml:space="preserve"> </w:t>
       </w:r>
       <w:r>
-        <w:t xml:space="preserve">file.</w:t>
+        <w:t xml:space="preserve">files through pairwise merges.</w:t>
       </w:r>
     </w:p>
     <w:p>
@@ -459,8 +752,19 @@
           <w:numId w:val="1005"/>
         </w:numPr>
       </w:pPr>
-      <w:r>
-        <w:t xml:space="preserve">Clean One BibTeX:</w:t>
+      <w:hyperlink r:id="rId21">
+        <w:r>
+          <w:rPr>
+            <w:rStyle w:val="Hyperlink"/>
+          </w:rPr>
+          <w:t xml:space="preserve">Print DOI URLs</w:t>
+        </w:r>
+      </w:hyperlink>
+      <w:r>
+        <w:t xml:space="preserve"> </w:t>
+      </w:r>
+      <w:r>
+        <w:t xml:space="preserve">- Emit</w:t>
       </w:r>
       <w:r>
         <w:t xml:space="preserve"> </w:t>
@@ -469,25 +773,13 @@
         <w:rPr>
           <w:rStyle w:val="VerbatimChar"/>
         </w:rPr>
-        <w:t xml:space="preserve">examples/clean_bib_file.Rmd</w:t>
-      </w:r>
-      <w:r>
-        <w:t xml:space="preserve"> </w:t>
-      </w:r>
-      <w:r>
-        <w:t xml:space="preserve">— Normalize and clean a single</w:t>
-      </w:r>
-      <w:r>
-        <w:t xml:space="preserve"> </w:t>
-      </w:r>
-      <w:r>
-        <w:rPr>
-          <w:rStyle w:val="VerbatimChar"/>
-        </w:rPr>
-        <w:t xml:space="preserve">.bib</w:t>
-      </w:r>
-      <w:r>
-        <w:t xml:space="preserve">.</w:t>
+        <w:t xml:space="preserve">https://doi.org/...</w:t>
+      </w:r>
+      <w:r>
+        <w:t xml:space="preserve"> </w:t>
+      </w:r>
+      <w:r>
+        <w:t xml:space="preserve">links for entries that contain DOI values.</w:t>
       </w:r>
     </w:p>
     <w:p>
@@ -498,410 +790,19 @@
           <w:numId w:val="1005"/>
         </w:numPr>
       </w:pPr>
-      <w:r>
-        <w:t xml:space="preserve">Clean Directory of BibTeX:</w:t>
-      </w:r>
-      <w:r>
-        <w:t xml:space="preserve"> </w:t>
-      </w:r>
-      <w:r>
-        <w:rPr>
-          <w:rStyle w:val="VerbatimChar"/>
-        </w:rPr>
-        <w:t xml:space="preserve">examples/clean_bibs_dir.Rmd</w:t>
-      </w:r>
-      <w:r>
-        <w:t xml:space="preserve"> </w:t>
-      </w:r>
-      <w:r>
-        <w:t xml:space="preserve">— Clean all</w:t>
-      </w:r>
-      <w:r>
-        <w:t xml:space="preserve"> </w:t>
-      </w:r>
-      <w:r>
-        <w:rPr>
-          <w:rStyle w:val="VerbatimChar"/>
-        </w:rPr>
-        <w:t xml:space="preserve">.bib</w:t>
-      </w:r>
-      <w:r>
-        <w:t xml:space="preserve"> </w:t>
-      </w:r>
-      <w:r>
-        <w:t xml:space="preserve">files recursively in a directory.</w:t>
-      </w:r>
-    </w:p>
-    <w:p>
-      <w:pPr>
-        <w:pStyle w:val="Compact"/>
-        <w:numPr>
-          <w:ilvl w:val="0"/>
-          <w:numId w:val="1005"/>
-        </w:numPr>
-      </w:pPr>
-      <w:r>
-        <w:t xml:space="preserve">Expand LaTeX Includes:</w:t>
-      </w:r>
-      <w:r>
-        <w:t xml:space="preserve"> </w:t>
-      </w:r>
-      <w:r>
-        <w:rPr>
-          <w:rStyle w:val="VerbatimChar"/>
-        </w:rPr>
-        <w:t xml:space="preserve">examples/expand_tex_includes.Rmd</w:t>
-      </w:r>
-      <w:r>
-        <w:t xml:space="preserve"> </w:t>
-      </w:r>
-      <w:r>
-        <w:t xml:space="preserve">— Expand LaTeX include/import directives to a single</w:t>
-      </w:r>
-      <w:r>
-        <w:t xml:space="preserve"> </w:t>
-      </w:r>
-      <w:r>
-        <w:rPr>
-          <w:rStyle w:val="VerbatimChar"/>
-        </w:rPr>
-        <w:t xml:space="preserve">.tex</w:t>
-      </w:r>
-      <w:r>
-        <w:t xml:space="preserve">.</w:t>
-      </w:r>
-    </w:p>
-    <w:p>
-      <w:pPr>
-        <w:pStyle w:val="Compact"/>
-        <w:numPr>
-          <w:ilvl w:val="0"/>
-          <w:numId w:val="1005"/>
-        </w:numPr>
-      </w:pPr>
-      <w:r>
-        <w:t xml:space="preserve">Export Scholar Publications:</w:t>
-      </w:r>
-      <w:r>
-        <w:t xml:space="preserve"> </w:t>
-      </w:r>
-      <w:r>
-        <w:rPr>
-          <w:rStyle w:val="VerbatimChar"/>
-        </w:rPr>
-        <w:t xml:space="preserve">examples/export_scholar_publications.Rmd</w:t>
-      </w:r>
-      <w:r>
-        <w:t xml:space="preserve"> </w:t>
-      </w:r>
-      <w:r>
-        <w:t xml:space="preserve">— Save Google Scholar publications to Excel.</w:t>
-      </w:r>
-    </w:p>
-    <w:p>
-      <w:pPr>
-        <w:pStyle w:val="Compact"/>
-        <w:numPr>
-          <w:ilvl w:val="0"/>
-          <w:numId w:val="1005"/>
-        </w:numPr>
-      </w:pPr>
-      <w:r>
-        <w:t xml:space="preserve">Find/Remove Unused (Single):</w:t>
-      </w:r>
-      <w:r>
-        <w:t xml:space="preserve"> </w:t>
-      </w:r>
-      <w:r>
-        <w:rPr>
-          <w:rStyle w:val="VerbatimChar"/>
-        </w:rPr>
-        <w:t xml:space="preserve">examples/find_and_remove_unused_refs_single.Rmd</w:t>
-      </w:r>
-      <w:r>
-        <w:t xml:space="preserve"> </w:t>
-      </w:r>
-      <w:r>
-        <w:t xml:space="preserve">— Detect and remove unused refs for one main</w:t>
-      </w:r>
-      <w:r>
-        <w:t xml:space="preserve"> </w:t>
-      </w:r>
-      <w:r>
-        <w:rPr>
-          <w:rStyle w:val="VerbatimChar"/>
-        </w:rPr>
-        <w:t xml:space="preserve">.tex</w:t>
-      </w:r>
-      <w:r>
-        <w:t xml:space="preserve">.</w:t>
-      </w:r>
-    </w:p>
-    <w:p>
-      <w:pPr>
-        <w:pStyle w:val="Compact"/>
-        <w:numPr>
-          <w:ilvl w:val="0"/>
-          <w:numId w:val="1005"/>
-        </w:numPr>
-      </w:pPr>
-      <w:r>
-        <w:t xml:space="preserve">Find/Remove Unused (Directory):</w:t>
-      </w:r>
-      <w:r>
-        <w:t xml:space="preserve"> </w:t>
-      </w:r>
-      <w:r>
-        <w:rPr>
-          <w:rStyle w:val="VerbatimChar"/>
-        </w:rPr>
-        <w:t xml:space="preserve">examples/find_and_remove_unused_refs_dir.Rmd</w:t>
-      </w:r>
-      <w:r>
-        <w:t xml:space="preserve"> </w:t>
-      </w:r>
-      <w:r>
-        <w:t xml:space="preserve">— Detect and remove unused refs across a directory of</w:t>
-      </w:r>
-      <w:r>
-        <w:t xml:space="preserve"> </w:t>
-      </w:r>
-      <w:r>
-        <w:rPr>
-          <w:rStyle w:val="VerbatimChar"/>
-        </w:rPr>
-        <w:t xml:space="preserve">.tex</w:t>
-      </w:r>
-      <w:r>
-        <w:t xml:space="preserve"> </w:t>
-      </w:r>
-      <w:r>
-        <w:t xml:space="preserve">files.</w:t>
-      </w:r>
-    </w:p>
-    <w:p>
-      <w:pPr>
-        <w:pStyle w:val="Compact"/>
-        <w:numPr>
-          <w:ilvl w:val="0"/>
-          <w:numId w:val="1005"/>
-        </w:numPr>
-      </w:pPr>
-      <w:r>
-        <w:t xml:space="preserve">Map &amp; Replace Keys (Single):</w:t>
-      </w:r>
-      <w:r>
-        <w:t xml:space="preserve"> </w:t>
-      </w:r>
-      <w:r>
-        <w:rPr>
-          <w:rStyle w:val="VerbatimChar"/>
-        </w:rPr>
-        <w:t xml:space="preserve">examples/map_ref_keys_and_replace_single.Rmd</w:t>
-      </w:r>
-      <w:r>
-        <w:t xml:space="preserve"> </w:t>
-      </w:r>
-      <w:r>
-        <w:t xml:space="preserve">— Map old→new keys and update one</w:t>
-      </w:r>
-      <w:r>
-        <w:t xml:space="preserve"> </w:t>
-      </w:r>
-      <w:r>
-        <w:rPr>
-          <w:rStyle w:val="VerbatimChar"/>
-        </w:rPr>
-        <w:t xml:space="preserve">.tex</w:t>
-      </w:r>
-      <w:r>
-        <w:t xml:space="preserve"> </w:t>
-      </w:r>
-      <w:r>
-        <w:t xml:space="preserve">file.</w:t>
-      </w:r>
-    </w:p>
-    <w:p>
-      <w:pPr>
-        <w:pStyle w:val="Compact"/>
-        <w:numPr>
-          <w:ilvl w:val="0"/>
-          <w:numId w:val="1005"/>
-        </w:numPr>
-      </w:pPr>
-      <w:r>
-        <w:t xml:space="preserve">Map &amp; Replace Keys (Directory):</w:t>
-      </w:r>
-      <w:r>
-        <w:t xml:space="preserve"> </w:t>
-      </w:r>
-      <w:r>
-        <w:rPr>
-          <w:rStyle w:val="VerbatimChar"/>
-        </w:rPr>
-        <w:t xml:space="preserve">examples/map_ref_keys_and_replace_dir.Rmd</w:t>
-      </w:r>
-      <w:r>
-        <w:t xml:space="preserve"> </w:t>
-      </w:r>
-      <w:r>
-        <w:t xml:space="preserve">— Map keys and update all</w:t>
-      </w:r>
-      <w:r>
-        <w:t xml:space="preserve"> </w:t>
-      </w:r>
-      <w:r>
-        <w:rPr>
-          <w:rStyle w:val="VerbatimChar"/>
-        </w:rPr>
-        <w:t xml:space="preserve">.tex</w:t>
-      </w:r>
-      <w:r>
-        <w:t xml:space="preserve"> </w:t>
-      </w:r>
-      <w:r>
-        <w:t xml:space="preserve">under a directory.</w:t>
-      </w:r>
-    </w:p>
-    <w:p>
-      <w:pPr>
-        <w:pStyle w:val="Compact"/>
-        <w:numPr>
-          <w:ilvl w:val="0"/>
-          <w:numId w:val="1005"/>
-        </w:numPr>
-      </w:pPr>
-      <w:r>
-        <w:t xml:space="preserve">Merge BibTeX Pairwise:</w:t>
-      </w:r>
-      <w:r>
-        <w:t xml:space="preserve"> </w:t>
-      </w:r>
-      <w:r>
-        <w:rPr>
-          <w:rStyle w:val="VerbatimChar"/>
-        </w:rPr>
-        <w:t xml:space="preserve">examples/merge_bibs_pairwise.Rmd</w:t>
-      </w:r>
-      <w:r>
-        <w:t xml:space="preserve"> </w:t>
-      </w:r>
-      <w:r>
-        <w:t xml:space="preserve">— Pairwise merge of all</w:t>
-      </w:r>
-      <w:r>
-        <w:t xml:space="preserve"> </w:t>
-      </w:r>
-      <w:r>
-        <w:rPr>
-          <w:rStyle w:val="VerbatimChar"/>
-        </w:rPr>
-        <w:t xml:space="preserve">.bib</w:t>
-      </w:r>
-      <w:r>
-        <w:t xml:space="preserve"> </w:t>
-      </w:r>
-      <w:r>
-        <w:t xml:space="preserve">files found in a folder.</w:t>
-      </w:r>
-    </w:p>
-    <w:p>
-      <w:pPr>
-        <w:pStyle w:val="Compact"/>
-        <w:numPr>
-          <w:ilvl w:val="0"/>
-          <w:numId w:val="1005"/>
-        </w:numPr>
-      </w:pPr>
-      <w:r>
-        <w:t xml:space="preserve">Print DOI URLs:</w:t>
-      </w:r>
-      <w:r>
-        <w:t xml:space="preserve"> </w:t>
-      </w:r>
-      <w:r>
-        <w:rPr>
-          <w:rStyle w:val="VerbatimChar"/>
-        </w:rPr>
-        <w:t xml:space="preserve">examples/print_doi_urls.Rmd</w:t>
-      </w:r>
-      <w:r>
-        <w:t xml:space="preserve"> </w:t>
-      </w:r>
-      <w:r>
-        <w:t xml:space="preserve">— Print</w:t>
-      </w:r>
-      <w:r>
-        <w:t xml:space="preserve"> </w:t>
-      </w:r>
-      <w:r>
-        <w:rPr>
-          <w:rStyle w:val="VerbatimChar"/>
-        </w:rPr>
-        <w:t xml:space="preserve">https://doi.org/&lt;doi&gt;</w:t>
-      </w:r>
-      <w:r>
-        <w:t xml:space="preserve"> </w:t>
-      </w:r>
-      <w:r>
-        <w:t xml:space="preserve">for</w:t>
-      </w:r>
-      <w:r>
-        <w:t xml:space="preserve"> </w:t>
-      </w:r>
-      <w:r>
-        <w:rPr>
-          <w:rStyle w:val="VerbatimChar"/>
-        </w:rPr>
-        <w:t xml:space="preserve">.bib</w:t>
-      </w:r>
-      <w:r>
-        <w:t xml:space="preserve"> </w:t>
-      </w:r>
-      <w:r>
-        <w:t xml:space="preserve">entries with DOI.</w:t>
-      </w:r>
-    </w:p>
-    <w:p>
-      <w:pPr>
-        <w:pStyle w:val="Compact"/>
-        <w:numPr>
-          <w:ilvl w:val="0"/>
-          <w:numId w:val="1005"/>
-        </w:numPr>
-      </w:pPr>
-      <w:r>
-        <w:t xml:space="preserve">Union of BibTeX Files:</w:t>
-      </w:r>
-      <w:r>
-        <w:t xml:space="preserve"> </w:t>
-      </w:r>
-      <w:r>
-        <w:rPr>
-          <w:rStyle w:val="VerbatimChar"/>
-        </w:rPr>
-        <w:t xml:space="preserve">examples/union_bibs.Rmd</w:t>
-      </w:r>
-      <w:r>
-        <w:t xml:space="preserve"> </w:t>
-      </w:r>
-      <w:r>
-        <w:t xml:space="preserve">— Build a union</w:t>
-      </w:r>
-      <w:r>
-        <w:t xml:space="preserve"> </w:t>
-      </w:r>
-      <w:r>
-        <w:rPr>
-          <w:rStyle w:val="VerbatimChar"/>
-        </w:rPr>
-        <w:t xml:space="preserve">.bib</w:t>
-      </w:r>
-      <w:r>
-        <w:t xml:space="preserve"> </w:t>
-      </w:r>
-      <w:r>
-        <w:t xml:space="preserve">from a source directory.</w:t>
+      <w:hyperlink r:id="rId22">
+        <w:r>
+          <w:rPr>
+            <w:rStyle w:val="Hyperlink"/>
+          </w:rPr>
+          <w:t xml:space="preserve">Union of BibTeX Files</w:t>
+        </w:r>
+      </w:hyperlink>
+      <w:r>
+        <w:t xml:space="preserve"> </w:t>
+      </w:r>
+      <w:r>
+        <w:t xml:space="preserve">- Build a consolidated bibliography from a directory of source files.</w:t>
       </w:r>
     </w:p>
     <w:p>

--- a/examples/references/doc/Readme.docx
+++ b/examples/references/doc/Readme.docx
@@ -4,22 +4,6 @@
   <w:body>
     <w:p>
       <w:pPr>
-        <w:pStyle w:val="Title"/>
-      </w:pPr>
-      <w:r>
-        <w:t xml:space="preserve">Reference Utilities (BibTeX/LaTeX/Scholar)</w:t>
-      </w:r>
-    </w:p>
-    <w:p>
-      <w:pPr>
-        <w:pStyle w:val="Date"/>
-      </w:pPr>
-      <w:r>
-        <w:t xml:space="preserve">2026-03-23</w:t>
-      </w:r>
-    </w:p>
-    <w:p>
-      <w:pPr>
         <w:pStyle w:val="FirstParagraph"/>
       </w:pPr>
       <w:r>
@@ -40,7 +24,7 @@
         <w:rPr>
           <w:rStyle w:val="VerbatimChar"/>
         </w:rPr>
-        <w:t xml:space="preserve">../../examples/references/</w:t>
+        <w:t xml:space="preserve">examples/references/</w:t>
       </w:r>
       <w:r>
         <w:t xml:space="preserve">.</w:t>
